--- a/submission/03_正式文档_WORD/07_商业计划书.docx
+++ b/submission/03_正式文档_WORD/07_商业计划书.docx
@@ -74,7 +74,7 @@
           <w:rFonts w:ascii="微软雅黑" w:hAnsi="微软雅黑" w:eastAsia="微软雅黑"/>
           <w:sz w:val="21"/>
         </w:rPr>
-        <w:t>demo_url: https://quantinsight.cn</w:t>
+        <w:t>demo_url: https://3blue1brownlab.cn</w:t>
       </w:r>
     </w:p>
     <w:p>
@@ -421,7 +421,7 @@
                 <w:b w:val="0"/>
                 <w:sz w:val="19"/>
               </w:rPr>
-              <w:t>https://quantinsight.cn</w:t>
+              <w:t>https://3blue1brownlab.cn</w:t>
             </w:r>
           </w:p>
         </w:tc>
@@ -2674,7 +2674,7 @@
           <w:rFonts w:ascii="微软雅黑" w:hAnsi="微软雅黑" w:eastAsia="微软雅黑"/>
           <w:sz w:val="21"/>
         </w:rPr>
-        <w:t>在线 Demo：https://quantinsight.cn（8 大功能模块，真实可运行）</w:t>
+        <w:t>在线 Demo：https://3blue1brownlab.cn（8 大功能模块，真实可运行）</w:t>
       </w:r>
     </w:p>
     <w:p>
@@ -11802,7 +11802,7 @@
         <w:rPr>
           <w:rFonts w:ascii="微软雅黑" w:hAnsi="微软雅黑" w:eastAsia="微软雅黑"/>
         </w:rPr>
-        <w:t>**产品 Demo**：https://quantinsight.cn</w:t>
+        <w:t>**产品 Demo**：https://3blue1brownlab.cn</w:t>
       </w:r>
     </w:p>
     <w:p>
@@ -12076,7 +12076,7 @@
                 <w:b w:val="0"/>
                 <w:sz w:val="19"/>
               </w:rPr>
-              <w:t>ceo@quantinsight.cn</w:t>
+              <w:t>ceo@3blue1brownlab.cn</w:t>
             </w:r>
           </w:p>
         </w:tc>
@@ -12135,7 +12135,7 @@
                 <w:b w:val="0"/>
                 <w:sz w:val="19"/>
               </w:rPr>
-              <w:t>cto@quantinsight.cn</w:t>
+              <w:t>cto@3blue1brownlab.cn</w:t>
             </w:r>
           </w:p>
         </w:tc>
@@ -12197,7 +12197,7 @@
                 <w:b w:val="0"/>
                 <w:sz w:val="19"/>
               </w:rPr>
-              <w:t>product@quantinsight.cn</w:t>
+              <w:t>product@3blue1brownlab.cn</w:t>
             </w:r>
           </w:p>
         </w:tc>
@@ -12256,7 +12256,7 @@
                 <w:b w:val="0"/>
                 <w:sz w:val="19"/>
               </w:rPr>
-              <w:t>ops@quantinsight.cn</w:t>
+              <w:t>ops@3blue1brownlab.cn</w:t>
             </w:r>
           </w:p>
         </w:tc>
